--- a/testakten/insolvenzverwaltung-moebelwerk-havelberg-regelverfahren/13_masseunzulaenglichkeit_entwurf.docx
+++ b/testakten/insolvenzverwaltung-moebelwerk-havelberg-regelverfahren/13_masseunzulaenglichkeit_entwurf.docx
@@ -5,72 +5,99 @@
     <w:p>
       <w:pPr>
         <w:pStyle w:val="Heading1"/>
+        <w:spacing w:after="160" w:line="259" w:lineRule="auto"/>
       </w:pPr>
       <w:r>
         <w:rPr>
           <w:rFonts w:ascii="Times New Roman" w:hAnsi="Times New Roman"/>
+          <w:b/>
+          <w:sz w:val="28"/>
         </w:rPr>
         <w:t>Masseunzulänglichkeit – Entwurf und Prüfung § 208 InsO</w:t>
       </w:r>
     </w:p>
     <w:p>
       <w:pPr>
+        <w:spacing w:before="120" w:after="60" w:line="259" w:lineRule="auto"/>
         <w:ind w:left="567"/>
       </w:pPr>
       <w:r>
         <w:rPr>
+          <w:rFonts w:ascii="Times New Roman" w:hAnsi="Times New Roman"/>
+          <w:b/>
           <w:i/>
+          <w:sz w:val="22"/>
         </w:rPr>
         <w:t>Amtsgericht Stendal, Az. 7 IN 41/26</w:t>
       </w:r>
     </w:p>
     <w:p>
       <w:pPr>
+        <w:spacing w:before="120" w:after="60" w:line="259" w:lineRule="auto"/>
         <w:ind w:left="567"/>
       </w:pPr>
       <w:r>
         <w:rPr>
+          <w:rFonts w:ascii="Times New Roman" w:hAnsi="Times New Roman"/>
+          <w:b/>
           <w:i/>
+          <w:sz w:val="22"/>
         </w:rPr>
         <w:t>Möbelwerk Havelberg GmbH – Insolvenzverfahren</w:t>
       </w:r>
     </w:p>
     <w:p>
       <w:pPr>
+        <w:spacing w:before="120" w:after="60" w:line="259" w:lineRule="auto"/>
         <w:ind w:left="567"/>
       </w:pPr>
       <w:r>
         <w:rPr>
+          <w:rFonts w:ascii="Times New Roman" w:hAnsi="Times New Roman"/>
+          <w:b/>
           <w:i/>
+          <w:sz w:val="22"/>
         </w:rPr>
         <w:t>Insolvenzverwalterin: Dr. Nora Westphal</w:t>
       </w:r>
     </w:p>
     <w:p>
       <w:pPr>
+        <w:spacing w:before="120" w:after="60" w:line="259" w:lineRule="auto"/>
         <w:ind w:left="567"/>
       </w:pPr>
       <w:r>
         <w:rPr>
+          <w:rFonts w:ascii="Times New Roman" w:hAnsi="Times New Roman"/>
+          <w:b/>
           <w:i/>
+          <w:sz w:val="22"/>
         </w:rPr>
         <w:t>Arbeitspapier, erstellt: 30.06.2026 (Szenario-Analyse)</w:t>
       </w:r>
     </w:p>
-    <w:p/>
+    <w:p>
+      <w:pPr>
+        <w:spacing w:line="259" w:lineRule="auto" w:after="60"/>
+      </w:pPr>
+    </w:p>
     <w:p>
       <w:pPr>
         <w:pStyle w:val="Heading2"/>
+        <w:spacing w:before="120" w:after="60" w:line="259" w:lineRule="auto"/>
       </w:pPr>
       <w:r>
         <w:rPr>
           <w:rFonts w:ascii="Times New Roman" w:hAnsi="Times New Roman"/>
+          <w:b/>
+          <w:sz w:val="22"/>
         </w:rPr>
         <w:t>A. Ausgangslage und Anlass</w:t>
       </w:r>
     </w:p>
     <w:p>
       <w:pPr>
+        <w:spacing w:line="259" w:lineRule="auto" w:after="60"/>
         <w:jc w:val="left"/>
       </w:pPr>
       <w:r>
@@ -95,10 +122,15 @@
         <w:t xml:space="preserve"> nach § 208 InsO vorliegen.</w:t>
       </w:r>
     </w:p>
-    <w:p/>
+    <w:p>
+      <w:pPr>
+        <w:spacing w:line="259" w:lineRule="auto" w:after="60"/>
+      </w:pPr>
+    </w:p>
     <w:p>
       <w:pPr>
         <w:pStyle w:val="Heading2"/>
+        <w:spacing w:line="259" w:lineRule="auto" w:after="60"/>
       </w:pPr>
       <w:r>
         <w:rPr>
@@ -110,6 +142,7 @@
     <w:p>
       <w:pPr>
         <w:pStyle w:val="Heading3"/>
+        <w:spacing w:line="259" w:lineRule="auto" w:after="60"/>
       </w:pPr>
       <w:r>
         <w:rPr>
@@ -315,6 +348,7 @@
     </w:tbl>
     <w:p>
       <w:pPr>
+        <w:spacing w:line="259" w:lineRule="auto" w:after="60"/>
         <w:jc w:val="left"/>
       </w:pPr>
       <w:r>
@@ -333,6 +367,7 @@
     <w:p>
       <w:pPr>
         <w:pStyle w:val="Heading3"/>
+        <w:spacing w:line="259" w:lineRule="auto" w:after="60"/>
       </w:pPr>
       <w:r>
         <w:rPr>
@@ -752,6 +787,7 @@
     </w:tbl>
     <w:p>
       <w:pPr>
+        <w:spacing w:line="259" w:lineRule="auto" w:after="60"/>
         <w:jc w:val="left"/>
       </w:pPr>
       <w:r>
@@ -763,6 +799,7 @@
     </w:p>
     <w:p>
       <w:pPr>
+        <w:spacing w:line="259" w:lineRule="auto" w:after="60"/>
         <w:jc w:val="left"/>
       </w:pPr>
       <w:r>
@@ -787,10 +824,15 @@
         <w:t xml:space="preserve"> zu bedienen (§ 209 Abs. 1 Nr. 1 InsO) und erscheinen gedeckt.</w:t>
       </w:r>
     </w:p>
-    <w:p/>
+    <w:p>
+      <w:pPr>
+        <w:spacing w:line="259" w:lineRule="auto" w:after="60"/>
+      </w:pPr>
+    </w:p>
     <w:p>
       <w:pPr>
         <w:pStyle w:val="Heading2"/>
+        <w:spacing w:line="259" w:lineRule="auto" w:after="60"/>
       </w:pPr>
       <w:r>
         <w:rPr>
@@ -802,6 +844,7 @@
     <w:p>
       <w:pPr>
         <w:pStyle w:val="Heading3"/>
+        <w:spacing w:line="259" w:lineRule="auto" w:after="60"/>
       </w:pPr>
       <w:r>
         <w:rPr>
@@ -812,6 +855,7 @@
     </w:p>
     <w:p>
       <w:pPr>
+        <w:spacing w:line="259" w:lineRule="auto" w:after="60"/>
         <w:jc w:val="left"/>
       </w:pPr>
       <w:r>
@@ -826,6 +870,7 @@
     </w:p>
     <w:p>
       <w:pPr>
+        <w:spacing w:line="259" w:lineRule="auto" w:after="60"/>
         <w:jc w:val="left"/>
       </w:pPr>
       <w:r>
@@ -837,6 +882,7 @@
     </w:p>
     <w:p>
       <w:pPr>
+        <w:spacing w:line="259" w:lineRule="auto" w:after="60"/>
         <w:jc w:val="left"/>
       </w:pPr>
       <w:r>
@@ -872,6 +918,7 @@
     </w:p>
     <w:p>
       <w:pPr>
+        <w:spacing w:line="259" w:lineRule="auto" w:after="60"/>
         <w:jc w:val="left"/>
       </w:pPr>
       <w:r>
@@ -896,6 +943,7 @@
     <w:p>
       <w:pPr>
         <w:pStyle w:val="Heading3"/>
+        <w:spacing w:line="259" w:lineRule="auto" w:after="60"/>
       </w:pPr>
       <w:r>
         <w:rPr>
@@ -906,6 +954,7 @@
     </w:p>
     <w:p>
       <w:pPr>
+        <w:spacing w:line="259" w:lineRule="auto" w:after="60"/>
         <w:jc w:val="left"/>
       </w:pPr>
       <w:r>
@@ -915,6 +964,7 @@
     <w:p>
       <w:pPr>
         <w:pStyle w:val="ListBullet"/>
+        <w:spacing w:line="259" w:lineRule="auto" w:after="60"/>
       </w:pPr>
       <w:r>
         <w:rPr>
@@ -929,6 +979,7 @@
     <w:p>
       <w:pPr>
         <w:pStyle w:val="ListBullet"/>
+        <w:spacing w:line="259" w:lineRule="auto" w:after="60"/>
       </w:pPr>
       <w:r>
         <w:rPr>
@@ -943,6 +994,7 @@
     <w:p>
       <w:pPr>
         <w:pStyle w:val="ListBullet"/>
+        <w:spacing w:line="259" w:lineRule="auto" w:after="60"/>
       </w:pPr>
       <w:r>
         <w:rPr>
@@ -966,6 +1018,7 @@
     <w:p>
       <w:pPr>
         <w:pStyle w:val="Heading3"/>
+        <w:spacing w:line="259" w:lineRule="auto" w:after="60"/>
       </w:pPr>
       <w:r>
         <w:rPr>
@@ -976,6 +1029,7 @@
     </w:p>
     <w:p>
       <w:pPr>
+        <w:spacing w:line="259" w:lineRule="auto" w:after="60"/>
         <w:jc w:val="left"/>
       </w:pPr>
       <w:r>
@@ -985,6 +1039,7 @@
     <w:p>
       <w:pPr>
         <w:pStyle w:val="ListBullet"/>
+        <w:spacing w:line="259" w:lineRule="auto" w:after="60"/>
       </w:pPr>
       <w:r>
         <w:rPr>
@@ -999,6 +1054,7 @@
     <w:p>
       <w:pPr>
         <w:pStyle w:val="ListBullet"/>
+        <w:spacing w:line="259" w:lineRule="auto" w:after="60"/>
       </w:pPr>
       <w:r>
         <w:rPr>
@@ -1013,6 +1069,7 @@
     <w:p>
       <w:pPr>
         <w:pStyle w:val="ListBullet"/>
+        <w:spacing w:line="259" w:lineRule="auto" w:after="60"/>
       </w:pPr>
       <w:r>
         <w:rPr>
@@ -1024,6 +1081,7 @@
     <w:p>
       <w:pPr>
         <w:pStyle w:val="ListNumber"/>
+        <w:spacing w:line="259" w:lineRule="auto" w:after="60"/>
       </w:pPr>
       <w:r>
         <w:t>Verfahrenskosten (§ 54 InsO)</w:t>
@@ -1032,6 +1090,7 @@
     <w:p>
       <w:pPr>
         <w:pStyle w:val="ListNumber"/>
+        <w:spacing w:line="259" w:lineRule="auto" w:after="60"/>
       </w:pPr>
       <w:r>
         <w:t>Masseverbindlichkeiten, die nach Anzeige der Masseunzulänglichkeit begründet wurden (Neumasseverbindlichkeiten)</w:t>
@@ -1040,6 +1099,7 @@
     <w:p>
       <w:pPr>
         <w:pStyle w:val="ListNumber"/>
+        <w:spacing w:line="259" w:lineRule="auto" w:after="60"/>
       </w:pPr>
       <w:r>
         <w:t>Altmasseverbindlichkeiten (vor der Anzeige begründete sonstige Masseverbindlichkeiten)</w:t>
@@ -1048,6 +1108,7 @@
     <w:p>
       <w:pPr>
         <w:pStyle w:val="ListBullet"/>
+        <w:spacing w:line="259" w:lineRule="auto" w:after="60"/>
       </w:pPr>
       <w:r>
         <w:rPr>
@@ -1059,10 +1120,15 @@
         <w:t xml:space="preserve"> Ab dem Zeitpunkt, ab dem die Insolvenzverwalterin Masseunzulänglichkeit erkennt oder erkennen muss, haftet sie für neue Masseverbindlichkeiten persönlich (§ 61 InsO). Ab sofort werden keine weiteren Masseverbindlichkeiten begründet, die nicht zwingend für die Verwertung erforderlich sind.</w:t>
       </w:r>
     </w:p>
-    <w:p/>
+    <w:p>
+      <w:pPr>
+        <w:spacing w:line="259" w:lineRule="auto" w:after="60"/>
+      </w:pPr>
+    </w:p>
     <w:p>
       <w:pPr>
         <w:pStyle w:val="Heading2"/>
+        <w:spacing w:line="259" w:lineRule="auto" w:after="60"/>
       </w:pPr>
       <w:r>
         <w:rPr>
@@ -1074,6 +1140,7 @@
     <w:p>
       <w:pPr>
         <w:pStyle w:val="ListNumber"/>
+        <w:spacing w:line="259" w:lineRule="auto" w:after="60"/>
       </w:pPr>
       <w:r>
         <w:rPr>
@@ -1088,6 +1155,7 @@
     <w:p>
       <w:pPr>
         <w:pStyle w:val="ListNumber"/>
+        <w:spacing w:line="259" w:lineRule="auto" w:after="60"/>
       </w:pPr>
       <w:r>
         <w:rPr>
@@ -1102,6 +1170,7 @@
     <w:p>
       <w:pPr>
         <w:pStyle w:val="ListNumber"/>
+        <w:spacing w:line="259" w:lineRule="auto" w:after="60"/>
       </w:pPr>
       <w:r>
         <w:rPr>
@@ -1116,6 +1185,7 @@
     <w:p>
       <w:pPr>
         <w:pStyle w:val="ListNumber"/>
+        <w:spacing w:line="259" w:lineRule="auto" w:after="60"/>
       </w:pPr>
       <w:r>
         <w:t>Maschinenkaufvertrag mit EML GmbH forcieren: Vertragsunterzeichnung bis 15.07.2026.</w:t>
@@ -1124,14 +1194,20 @@
     <w:p>
       <w:pPr>
         <w:pStyle w:val="ListNumber"/>
+        <w:spacing w:line="259" w:lineRule="auto" w:after="60"/>
       </w:pPr>
       <w:r>
         <w:t>D&amp;O-Vergleich: Unterzeichnung bis 31.07.2026.</w:t>
       </w:r>
     </w:p>
-    <w:p/>
     <w:p>
       <w:pPr>
+        <w:spacing w:line="259" w:lineRule="auto" w:after="60"/>
+      </w:pPr>
+    </w:p>
+    <w:p>
+      <w:pPr>
+        <w:spacing w:line="259" w:lineRule="auto" w:after="60"/>
         <w:jc w:val="left"/>
       </w:pPr>
       <w:r>
@@ -1143,6 +1219,7 @@
     </w:p>
     <w:p>
       <w:pPr>
+        <w:spacing w:line="259" w:lineRule="auto" w:after="60"/>
         <w:jc w:val="left"/>
       </w:pPr>
       <w:r>
@@ -1153,13 +1230,58 @@
       </w:r>
     </w:p>
     <w:sectPr>
+      <w:headerReference w:type="default" r:id="rId9"/>
+      <w:footerReference w:type="default" r:id="rId10"/>
       <w:pgSz w:w="11906" w:h="16838"/>
-      <w:pgMar w:top="1417" w:right="1417" w:bottom="1417" w:left="1417" w:header="720" w:footer="720" w:gutter="0"/>
+      <w:pgMar w:top="1191" w:right="1247" w:bottom="1134" w:left="1361" w:header="720" w:footer="720" w:gutter="0"/>
       <w:cols w:space="720"/>
       <w:docGrid w:linePitch="360"/>
     </w:sectPr>
   </w:body>
 </w:document>
+</file>
+
+<file path=word/footer1.xml><?xml version="1.0" encoding="utf-8"?>
+<w:ftr xmlns:m="http://schemas.openxmlformats.org/officeDocument/2006/math" xmlns:mc="http://schemas.openxmlformats.org/markup-compatibility/2006" xmlns:mo="http://schemas.microsoft.com/office/mac/office/2008/main" xmlns:mv="urn:schemas-microsoft-com:mac:vml" xmlns:o="urn:schemas-microsoft-com:office:office" xmlns:r="http://schemas.openxmlformats.org/officeDocument/2006/relationships" xmlns:v="urn:schemas-microsoft-com:vml" xmlns:w10="urn:schemas-microsoft-com:office:word" xmlns:w14="http://schemas.microsoft.com/office/word/2010/wordml" xmlns:w="http://schemas.openxmlformats.org/wordprocessingml/2006/main" xmlns:wne="http://schemas.microsoft.com/office/word/2006/wordml" xmlns:wp14="http://schemas.microsoft.com/office/word/2010/wordprocessingDrawing" xmlns:wp="http://schemas.openxmlformats.org/drawingml/2006/wordprocessingDrawing" xmlns:wpc="http://schemas.microsoft.com/office/word/2010/wordprocessingCanvas" xmlns:wpg="http://schemas.microsoft.com/office/word/2010/wordprocessingGroup" xmlns:wpi="http://schemas.microsoft.com/office/word/2010/wordprocessingInk" xmlns:wps="http://schemas.microsoft.com/office/word/2010/wordprocessingShape" mc:Ignorable="w14 wp14">
+  <w:p>
+    <w:pPr>
+      <w:pStyle w:val="Footer"/>
+      <w:jc w:val="left"/>
+    </w:pPr>
+    <w:r/>
+    <w:r>
+      <w:rPr>
+        <w:rFonts w:ascii="Times New Roman" w:hAnsi="Times New Roman"/>
+        <w:b w:val="0"/>
+        <w:color w:val="777777"/>
+        <w:sz w:val="17"/>
+      </w:rPr>
+      <w:t>Vertraulich | Bearbeitungsstand Juli 2026 | nur zur Aktenbearbeitung</w:t>
+    </w:r>
+  </w:p>
+</w:ftr>
+</file>
+
+<file path=word/header1.xml><?xml version="1.0" encoding="utf-8"?>
+<w:hdr xmlns:m="http://schemas.openxmlformats.org/officeDocument/2006/math" xmlns:mc="http://schemas.openxmlformats.org/markup-compatibility/2006" xmlns:mo="http://schemas.microsoft.com/office/mac/office/2008/main" xmlns:mv="urn:schemas-microsoft-com:mac:vml" xmlns:o="urn:schemas-microsoft-com:office:office" xmlns:r="http://schemas.openxmlformats.org/officeDocument/2006/relationships" xmlns:v="urn:schemas-microsoft-com:vml" xmlns:w10="urn:schemas-microsoft-com:office:word" xmlns:w14="http://schemas.microsoft.com/office/word/2010/wordml" xmlns:w="http://schemas.openxmlformats.org/wordprocessingml/2006/main" xmlns:wne="http://schemas.microsoft.com/office/word/2006/wordml" xmlns:wp14="http://schemas.microsoft.com/office/word/2010/wordprocessingDrawing" xmlns:wp="http://schemas.openxmlformats.org/drawingml/2006/wordprocessingDrawing" xmlns:wpc="http://schemas.microsoft.com/office/word/2010/wordprocessingCanvas" xmlns:wpg="http://schemas.microsoft.com/office/word/2010/wordprocessingGroup" xmlns:wpi="http://schemas.microsoft.com/office/word/2010/wordprocessingInk" xmlns:wps="http://schemas.microsoft.com/office/word/2010/wordprocessingShape" mc:Ignorable="w14 wp14">
+  <w:p>
+    <w:pPr>
+      <w:pStyle w:val="Header"/>
+      <w:jc w:val="left"/>
+    </w:pPr>
+    <w:r/>
+    <w:r>
+      <w:rPr>
+        <w:rFonts w:ascii="Times New Roman" w:hAnsi="Times New Roman"/>
+        <w:b w:val="0"/>
+        <w:i w:val="0"/>
+        <w:color w:val="666666"/>
+        <w:sz w:val="17"/>
+      </w:rPr>
+      <w:t>Lindenhof und Partner mbB | Insolvenz- und Restrukturierungsakte | Bearbeitungsstand Juli 2026</w:t>
+    </w:r>
+  </w:p>
+</w:hdr>
 </file>
 
 <file path=word/numbering.xml><?xml version="1.0" encoding="utf-8"?>
@@ -1876,11 +1998,12 @@
       <w:contextualSpacing/>
     </w:pPr>
     <w:rPr>
-      <w:rFonts w:asciiTheme="majorHAnsi" w:eastAsiaTheme="majorEastAsia" w:hAnsiTheme="majorHAnsi" w:cstheme="majorBidi"/>
+      <w:rFonts w:asciiTheme="majorHAnsi" w:eastAsiaTheme="majorEastAsia" w:hAnsiTheme="majorHAnsi" w:cstheme="majorBidi" w:ascii="Times New Roman" w:hAnsi="Times New Roman"/>
+      <w:b/>
       <w:color w:val="17365D" w:themeColor="text2" w:themeShade="BF"/>
       <w:spacing w:val="5"/>
       <w:kern w:val="28"/>
-      <w:sz w:val="52"/>
+      <w:sz w:val="30"/>
       <w:szCs w:val="52"/>
     </w:rPr>
   </w:style>
